--- a/generated/agreements/residential-lease-agreement.docx
+++ b/generated/agreements/residential-lease-agreement.docx
@@ -8,7 +8,7 @@
         <w:jc w:val="center"/>
       </w:pPr>
       <w:r>
-        <w:t>ZimHomes Residential Lease Agreement</w:t>
+        <w:t>Wana Imba Residential Lease Agreement</w:t>
       </w:r>
     </w:p>
     <w:p/>
@@ -723,13 +723,13 @@
         <w:pStyle w:val="Heading1"/>
       </w:pPr>
       <w:r>
-        <w:t>15. ZimHomes Role</w:t>
+        <w:t>15. Wana Imba Role</w:t>
       </w:r>
     </w:p>
     <w:p/>
     <w:p>
       <w:r>
-        <w:t>If this lease is facilitated or managed through ZimHomes, the Parties authorise ZimHomes to:</w:t>
+        <w:t>If this lease is facilitated or managed through Wana Imba, the Parties authorise Wana Imba to:</w:t>
       </w:r>
     </w:p>
     <w:p/>
@@ -768,7 +768,7 @@
     <w:p/>
     <w:p>
       <w:r>
-        <w:t>ZimHomes is not a party to this lease unless expressly stated and signed as a party.</w:t>
+        <w:t>Wana Imba is not a party to this lease unless expressly stated and signed as a party.</w:t>
       </w:r>
     </w:p>
     <w:p/>
@@ -783,7 +783,7 @@
     <w:p/>
     <w:p>
       <w:r>
-        <w:t>Notices may be sent by hand delivery, email, WhatsApp, SMS, or through the ZimHomes platform, using the contact details in this Agreement.</w:t>
+        <w:t>Notices may be sent by hand delivery, email, WhatsApp, SMS, or through the Wana Imba platform, using the contact details in this Agreement.</w:t>
       </w:r>
     </w:p>
     <w:p/>
@@ -1028,10 +1028,9 @@
         <w:pStyle w:val="ListBullet"/>
       </w:pPr>
       <w:r>
-        <w:t>Photos uploaded to ZimHomes: [Yes / No]</w:t>
+        <w:t>Photos uploaded to Wana Imba: [Yes / No]</w:t>
       </w:r>
     </w:p>
-    <w:p/>
     <w:sectPr>
       <w:pgSz w:w="12240" w:h="15840"/>
       <w:pgMar w:top="936" w:right="1008" w:bottom="936" w:left="1008" w:header="720" w:footer="720" w:gutter="0"/>
